--- a/docs/Задание 2.docx
+++ b/docs/Задание 2.docx
@@ -893,7 +893,7 @@
           <w:vertAlign w:val="baseline"/>
           <w:rtl w:val="0"/>
         </w:rPr>
-        <w:t xml:space="preserve">Пользователь должен иметь возможность зарегистрироваться, указав номер телефона или адрес электронной почты и пароль.</w:t>
+        <w:t>Гость регистрируется как покупатель по номеру телефона или по электронной почте и паролю. В профиле после регистрации стоит роль «покупатель».</w:t>
       </w:r>
     </w:p>
     <w:p>
@@ -1178,7 +1178,7 @@
           <w:vertAlign w:val="baseline"/>
           <w:rtl w:val="0"/>
         </w:rPr>
-        <w:t xml:space="preserve">Покупатель должен иметь возможность добавлять товары в избранное и возвращаться к ним из профиля.</w:t>
+        <w:t>Покупатель и закупщик автосервиса должны иметь возможность добавлять товары в избранное и возвращаться к ним из профиля.</w:t>
       </w:r>
     </w:p>
     <w:p>
@@ -1349,7 +1349,7 @@
           <w:vertAlign w:val="baseline"/>
           <w:rtl w:val="0"/>
         </w:rPr>
-        <w:t xml:space="preserve"> Система должна поддерживать оплату заказа наличными при доставке и фиксировать статус оплаты.</w:t>
+        <w:t>Покупатель при оформлении выбирает оплату наличными при доставке. До отметки оператора статус оплаты — «не оплачен». Когда деньги получены, оператор ставит «оплачен».</w:t>
       </w:r>
     </w:p>
     <w:p>
@@ -1463,7 +1463,7 @@
           <w:vertAlign w:val="baseline"/>
           <w:rtl w:val="0"/>
         </w:rPr>
-        <w:t xml:space="preserve"> Система должна отправлять покупателю уведомление о подтверждении, изменении статуса и доставке заказа.</w:t>
+        <w:t>Покупатель получает отдельное уведомление в трёх случаях: заказ принят, оператор сменил статус заказа, оператор передал заказ в доставку.</w:t>
       </w:r>
     </w:p>
     <w:p>
@@ -1919,7 +1919,64 @@
           <w:vertAlign w:val="baseline"/>
           <w:rtl w:val="0"/>
         </w:rPr>
-        <w:t xml:space="preserve"> Руководитель должен иметь возможность просматривать сводную статистику по продажам, спросу, остаткам и возвратам.</w:t>
+        <w:t>Руководитель должен иметь возможность просматривать сводную статистику по продажам, спросу, остаткам и возвратам.</w:t>
+      </w:r>
+    </w:p>
+    <w:p>
+      <w:pPr>
+        <w:keepNext w:val="0"/>
+        <w:keepLines w:val="0"/>
+        <w:pageBreakBefore w:val="0"/>
+        <w:widowControl w:val="1"/>
+        <w:numPr>
+          <w:ilvl w:val="0"/>
+          <w:numId w:val="1"/>
+        </w:numPr>
+        <w:pBdr>
+          <w:top w:space="0" w:sz="0" w:val="nil"/>
+          <w:left w:space="0" w:sz="0" w:val="nil"/>
+          <w:bottom w:space="0" w:sz="0" w:val="nil"/>
+          <w:right w:space="0" w:sz="0" w:val="nil"/>
+          <w:between w:space="0" w:sz="0" w:val="nil"/>
+        </w:pBdr>
+        <w:shd w:fill="auto" w:val="clear"/>
+        <w:spacing w:after="40" w:before="0" w:line="360" w:lineRule="auto"/>
+        <w:ind w:left="360" w:right="0" w:hanging="360"/>
+        <w:jc w:val="both"/>
+        <w:rPr>
+          <w:rFonts w:ascii="Times New Roman" w:cs="Times New Roman" w:eastAsia="Times New Roman" w:hAnsi="Times New Roman"/>
+          <w:b w:val="0"/>
+          <w:bCs w:val="0"/>
+          <w:i w:val="0"/>
+          <w:iCs w:val="0"/>
+          <w:smallCaps w:val="0"/>
+          <w:strike w:val="0"/>
+          <w:color w:val="000000"/>
+          <w:sz w:val="28"/>
+          <w:szCs w:val="28"/>
+          <w:u w:val="none"/>
+          <w:shd w:fill="auto" w:val="clear"/>
+          <w:vertAlign w:val="baseline"/>
+        </w:rPr>
+      </w:pPr>
+      <w:r>
+        <w:rPr>
+          <w:rFonts w:ascii="Times New Roman" w:cs="Times New Roman" w:eastAsia="Times New Roman" w:hAnsi="Times New Roman"/>
+          <w:b w:val="0"/>
+          <w:bCs w:val="0"/>
+          <w:i w:val="0"/>
+          <w:iCs w:val="0"/>
+          <w:smallCaps w:val="0"/>
+          <w:strike w:val="0"/>
+          <w:color w:val="000000"/>
+          <w:sz w:val="28"/>
+          <w:szCs w:val="28"/>
+          <w:u w:val="none"/>
+          <w:shd w:fill="auto" w:val="clear"/>
+          <w:vertAlign w:val="baseline"/>
+          <w:rtl w:val="0"/>
+        </w:rPr>
+        <w:t>Администратор создаёт учётные записи сотрудников магазина и назначает им роль: менеджер каталога, оператор заказов или руководитель.</w:t>
       </w:r>
     </w:p>
     <w:p>
